--- a/04-Voltaic-Cells/Instructor-key.docx
+++ b/04-Voltaic-Cells/Instructor-key.docx
@@ -1,6 +1,6 @@
 
 <file path=word/document.xml><?xml version="1.0" encoding="utf-8"?>
-<w:document xmlns:wpc="http://schemas.microsoft.com/office/word/2010/wordprocessingCanvas" xmlns:cx="http://schemas.microsoft.com/office/drawing/2014/chartex" xmlns:cx1="http://schemas.microsoft.com/office/drawing/2015/9/8/chartex" xmlns:cx2="http://schemas.microsoft.com/office/drawing/2015/10/21/chartex" xmlns:cx3="http://schemas.microsoft.com/office/drawing/2016/5/9/chartex" xmlns:cx4="http://schemas.microsoft.com/office/drawing/2016/5/10/chartex" xmlns:cx5="http://schemas.microsoft.com/office/drawing/2016/5/11/chartex" xmlns:cx6="http://schemas.microsoft.com/office/drawing/2016/5/12/chartex" xmlns:cx7="http://schemas.microsoft.com/office/drawing/2016/5/13/chartex" xmlns:cx8="http://schemas.microsoft.com/office/drawing/2016/5/14/chartex" xmlns:mc="http://schemas.openxmlformats.org/markup-compatibility/2006" xmlns:aink="http://schemas.microsoft.com/office/drawing/2016/ink" xmlns:am3d="http://schemas.microsoft.com/office/drawing/2017/model3d" xmlns:o="urn:schemas-microsoft-com:office:office" xmlns:oel="http://schemas.microsoft.com/office/2019/extlst" xmlns:r="http://schemas.openxmlformats.org/officeDocument/2006/relationships" xmlns:m="http://schemas.openxmlformats.org/officeDocument/2006/math" xmlns:v="urn:schemas-microsoft-com:vml" xmlns:wp14="http://schemas.microsoft.com/office/word/2010/wordprocessingDrawing" xmlns:wp="http://schemas.openxmlformats.org/drawingml/2006/wordprocessingDrawing" xmlns:w10="urn:schemas-microsoft-com:office:word" xmlns:w="http://schemas.openxmlformats.org/wordprocessingml/2006/main" xmlns:w14="http://schemas.microsoft.com/office/word/2010/wordml" xmlns:w15="http://schemas.microsoft.com/office/word/2012/wordml" xmlns:w16cex="http://schemas.microsoft.com/office/word/2018/wordml/cex" xmlns:w16cid="http://schemas.microsoft.com/office/word/2016/wordml/cid" xmlns:w16="http://schemas.microsoft.com/office/word/2018/wordml" xmlns:w16du="http://schemas.microsoft.com/office/word/2023/wordml/word16du" xmlns:w16sdtdh="http://schemas.microsoft.com/office/word/2020/wordml/sdtdatahash" xmlns:w16sdtfl="http://schemas.microsoft.com/office/word/2024/wordml/sdtformatlock" xmlns:w16se="http://schemas.microsoft.com/office/word/2015/wordml/symex" xmlns:wpg="http://schemas.microsoft.com/office/word/2010/wordprocessingGroup" xmlns:wpi="http://schemas.microsoft.com/office/word/2010/wordprocessingInk" xmlns:wne="http://schemas.microsoft.com/office/word/2006/wordml" xmlns:wps="http://schemas.microsoft.com/office/word/2010/wordprocessingShape" mc:Ignorable="w14 w15 w16se w16cid w16 w16cex w16sdtdh w16sdtfl w16du wp14">
+<w:document xmlns:wpc="http://schemas.microsoft.com/office/word/2010/wordprocessingCanvas" xmlns:cx="http://schemas.microsoft.com/office/drawing/2014/chartex" xmlns:cx1="http://schemas.microsoft.com/office/drawing/2015/9/8/chartex" xmlns:cx2="http://schemas.microsoft.com/office/drawing/2015/10/21/chartex" xmlns:cx3="http://schemas.microsoft.com/office/drawing/2016/5/9/chartex" xmlns:cx4="http://schemas.microsoft.com/office/drawing/2016/5/10/chartex" xmlns:cx5="http://schemas.microsoft.com/office/drawing/2016/5/11/chartex" xmlns:cx6="http://schemas.microsoft.com/office/drawing/2016/5/12/chartex" xmlns:cx7="http://schemas.microsoft.com/office/drawing/2016/5/13/chartex" xmlns:cx8="http://schemas.microsoft.com/office/drawing/2016/5/14/chartex" xmlns:mc="http://schemas.openxmlformats.org/markup-compatibility/2006" xmlns:m="http://schemas.openxmlformats.org/officeDocument/2006/math" xmlns:aink="http://schemas.microsoft.com/office/drawing/2016/ink" xmlns:am3d="http://schemas.microsoft.com/office/drawing/2017/model3d" xmlns:oel="http://schemas.microsoft.com/office/2019/extlst" xmlns:r="http://schemas.openxmlformats.org/officeDocument/2006/relationships" xmlns:wp14="http://schemas.microsoft.com/office/word/2010/wordprocessingDrawing" xmlns:wp="http://schemas.openxmlformats.org/drawingml/2006/wordprocessingDrawing" xmlns:wpg="http://schemas.microsoft.com/office/word/2010/wordprocessingGroup" xmlns:wpi="http://schemas.microsoft.com/office/word/2010/wordprocessingInk" xmlns:wps="http://schemas.microsoft.com/office/word/2010/wordprocessingShape" xmlns:o="urn:schemas-microsoft-com:office:office" xmlns:v="urn:schemas-microsoft-com:vml" xmlns:w10="urn:schemas-microsoft-com:office:word" xmlns:w="http://schemas.openxmlformats.org/wordprocessingml/2006/main" xmlns:w14="http://schemas.microsoft.com/office/word/2010/wordml" xmlns:w15="http://schemas.microsoft.com/office/word/2012/wordml" xmlns:w16cex="http://schemas.microsoft.com/office/word/2018/wordml/cex" xmlns:w16cid="http://schemas.microsoft.com/office/word/2016/wordml/cid" xmlns:w16="http://schemas.microsoft.com/office/word/2018/wordml" xmlns:w16sdtdh="http://schemas.microsoft.com/office/word/2020/wordml/sdtdatahash" xmlns:w16sdtfl="http://schemas.microsoft.com/office/word/2024/wordml/sdtformatlock" xmlns:w16se="http://schemas.microsoft.com/office/word/2015/wordml/symex" xmlns:w16du="http://schemas.microsoft.com/office/word/2023/wordml/word16du" xmlns:wne="http://schemas.microsoft.com/office/word/2006/wordml" mc:Ignorable="w14 w15 w16se w16cid w16 w16cex w16sdtdh w16sdtfl w16du wp14">
   <w:body>
     <w:p>
       <w:pPr>
@@ -144,7 +144,7 @@
           <w:rFonts w:ascii="Calibri" w:hAnsi="Calibri" w:cs="Calibri"/>
           <w:color w:val="1F1F1F"/>
         </w:rPr>
-        <w:t>This module is created with the assistance of Google Gemini.</w:t>
+        <w:t>Google Gemini was used to improve clarity and organization of the activity’s written instructions.</w:t>
       </w:r>
     </w:p>
     <w:p>
@@ -1352,29 +1352,6 @@
           <w:rFonts w:ascii="Calibri" w:hAnsi="Calibri" w:cs="Calibri"/>
         </w:rPr>
         <w:t xml:space="preserve"> to solve the conceptual or guiding questions for you.</w:t>
-      </w:r>
-    </w:p>
-    <w:p>
-      <w:pPr>
-        <w:rPr>
-          <w:rFonts w:ascii="Calibri" w:eastAsiaTheme="majorEastAsia" w:hAnsi="Calibri" w:cs="Calibri"/>
-          <w:b/>
-          <w:bCs/>
-          <w:color w:val="1F1F1F"/>
-          <w:sz w:val="22"/>
-          <w:szCs w:val="22"/>
-        </w:rPr>
-      </w:pPr>
-      <w:r>
-        <w:rPr>
-          <w:rFonts w:ascii="Calibri" w:hAnsi="Calibri" w:cs="Calibri"/>
-          <w:b/>
-          <w:bCs/>
-          <w:color w:val="1F1F1F"/>
-          <w:sz w:val="22"/>
-          <w:szCs w:val="22"/>
-        </w:rPr>
-        <w:br w:type="page"/>
       </w:r>
     </w:p>
     <w:p>
@@ -4113,14 +4090,7 @@
               <w:rFonts w:ascii="Cambria Math" w:hAnsi="Cambria Math" w:cs="Calibri"/>
               <w:color w:val="0432FF"/>
             </w:rPr>
-            <m:t xml:space="preserve">=0.463 </m:t>
-          </m:r>
-          <m:r>
-            <w:rPr>
-              <w:rFonts w:ascii="Cambria Math" w:hAnsi="Cambria Math" w:cs="Calibri"/>
-              <w:color w:val="0432FF"/>
-            </w:rPr>
-            <m:t>V</m:t>
+            <m:t>=0.463 V</m:t>
           </m:r>
         </m:oMath>
       </m:oMathPara>
@@ -12263,7 +12233,7 @@
 </file>
 
 <file path=word/endnotes.xml><?xml version="1.0" encoding="utf-8"?>
-<w:endnotes xmlns:wpc="http://schemas.microsoft.com/office/word/2010/wordprocessingCanvas" xmlns:cx="http://schemas.microsoft.com/office/drawing/2014/chartex" xmlns:cx1="http://schemas.microsoft.com/office/drawing/2015/9/8/chartex" xmlns:cx2="http://schemas.microsoft.com/office/drawing/2015/10/21/chartex" xmlns:cx3="http://schemas.microsoft.com/office/drawing/2016/5/9/chartex" xmlns:cx4="http://schemas.microsoft.com/office/drawing/2016/5/10/chartex" xmlns:cx5="http://schemas.microsoft.com/office/drawing/2016/5/11/chartex" xmlns:cx6="http://schemas.microsoft.com/office/drawing/2016/5/12/chartex" xmlns:cx7="http://schemas.microsoft.com/office/drawing/2016/5/13/chartex" xmlns:cx8="http://schemas.microsoft.com/office/drawing/2016/5/14/chartex" xmlns:mc="http://schemas.openxmlformats.org/markup-compatibility/2006" xmlns:aink="http://schemas.microsoft.com/office/drawing/2016/ink" xmlns:am3d="http://schemas.microsoft.com/office/drawing/2017/model3d" xmlns:o="urn:schemas-microsoft-com:office:office" xmlns:oel="http://schemas.microsoft.com/office/2019/extlst" xmlns:r="http://schemas.openxmlformats.org/officeDocument/2006/relationships" xmlns:m="http://schemas.openxmlformats.org/officeDocument/2006/math" xmlns:v="urn:schemas-microsoft-com:vml" xmlns:wp14="http://schemas.microsoft.com/office/word/2010/wordprocessingDrawing" xmlns:wp="http://schemas.openxmlformats.org/drawingml/2006/wordprocessingDrawing" xmlns:w10="urn:schemas-microsoft-com:office:word" xmlns:w="http://schemas.openxmlformats.org/wordprocessingml/2006/main" xmlns:w14="http://schemas.microsoft.com/office/word/2010/wordml" xmlns:w15="http://schemas.microsoft.com/office/word/2012/wordml" xmlns:w16cex="http://schemas.microsoft.com/office/word/2018/wordml/cex" xmlns:w16cid="http://schemas.microsoft.com/office/word/2016/wordml/cid" xmlns:w16="http://schemas.microsoft.com/office/word/2018/wordml" xmlns:w16du="http://schemas.microsoft.com/office/word/2023/wordml/word16du" xmlns:w16sdtdh="http://schemas.microsoft.com/office/word/2020/wordml/sdtdatahash" xmlns:w16sdtfl="http://schemas.microsoft.com/office/word/2024/wordml/sdtformatlock" xmlns:w16se="http://schemas.microsoft.com/office/word/2015/wordml/symex" xmlns:wpg="http://schemas.microsoft.com/office/word/2010/wordprocessingGroup" xmlns:wpi="http://schemas.microsoft.com/office/word/2010/wordprocessingInk" xmlns:wne="http://schemas.microsoft.com/office/word/2006/wordml" xmlns:wps="http://schemas.microsoft.com/office/word/2010/wordprocessingShape" mc:Ignorable="w14 w15 w16se w16cid w16 w16cex w16sdtdh w16sdtfl w16du wp14">
+<w:endnotes xmlns:wpc="http://schemas.microsoft.com/office/word/2010/wordprocessingCanvas" xmlns:cx="http://schemas.microsoft.com/office/drawing/2014/chartex" xmlns:cx1="http://schemas.microsoft.com/office/drawing/2015/9/8/chartex" xmlns:cx2="http://schemas.microsoft.com/office/drawing/2015/10/21/chartex" xmlns:cx3="http://schemas.microsoft.com/office/drawing/2016/5/9/chartex" xmlns:cx4="http://schemas.microsoft.com/office/drawing/2016/5/10/chartex" xmlns:cx5="http://schemas.microsoft.com/office/drawing/2016/5/11/chartex" xmlns:cx6="http://schemas.microsoft.com/office/drawing/2016/5/12/chartex" xmlns:cx7="http://schemas.microsoft.com/office/drawing/2016/5/13/chartex" xmlns:cx8="http://schemas.microsoft.com/office/drawing/2016/5/14/chartex" xmlns:mc="http://schemas.openxmlformats.org/markup-compatibility/2006" xmlns:m="http://schemas.openxmlformats.org/officeDocument/2006/math" xmlns:aink="http://schemas.microsoft.com/office/drawing/2016/ink" xmlns:am3d="http://schemas.microsoft.com/office/drawing/2017/model3d" xmlns:oel="http://schemas.microsoft.com/office/2019/extlst" xmlns:r="http://schemas.openxmlformats.org/officeDocument/2006/relationships" xmlns:wp14="http://schemas.microsoft.com/office/word/2010/wordprocessingDrawing" xmlns:wp="http://schemas.openxmlformats.org/drawingml/2006/wordprocessingDrawing" xmlns:wpg="http://schemas.microsoft.com/office/word/2010/wordprocessingGroup" xmlns:wpi="http://schemas.microsoft.com/office/word/2010/wordprocessingInk" xmlns:wps="http://schemas.microsoft.com/office/word/2010/wordprocessingShape" xmlns:o="urn:schemas-microsoft-com:office:office" xmlns:v="urn:schemas-microsoft-com:vml" xmlns:w10="urn:schemas-microsoft-com:office:word" xmlns:w="http://schemas.openxmlformats.org/wordprocessingml/2006/main" xmlns:w14="http://schemas.microsoft.com/office/word/2010/wordml" xmlns:w15="http://schemas.microsoft.com/office/word/2012/wordml" xmlns:w16cex="http://schemas.microsoft.com/office/word/2018/wordml/cex" xmlns:w16cid="http://schemas.microsoft.com/office/word/2016/wordml/cid" xmlns:w16="http://schemas.microsoft.com/office/word/2018/wordml" xmlns:w16sdtdh="http://schemas.microsoft.com/office/word/2020/wordml/sdtdatahash" xmlns:w16sdtfl="http://schemas.microsoft.com/office/word/2024/wordml/sdtformatlock" xmlns:w16se="http://schemas.microsoft.com/office/word/2015/wordml/symex" xmlns:w16du="http://schemas.microsoft.com/office/word/2023/wordml/word16du" xmlns:wne="http://schemas.microsoft.com/office/word/2006/wordml" mc:Ignorable="w14 w15 w16se w16cid w16 w16cex w16sdtdh w16sdtfl w16du wp14">
   <w:endnote w:type="separator" w:id="-1">
     <w:p>
       <w:r>
@@ -12282,7 +12252,7 @@
 </file>
 
 <file path=word/footer1.xml><?xml version="1.0" encoding="utf-8"?>
-<w:ftr xmlns:wpc="http://schemas.microsoft.com/office/word/2010/wordprocessingCanvas" xmlns:cx="http://schemas.microsoft.com/office/drawing/2014/chartex" xmlns:cx1="http://schemas.microsoft.com/office/drawing/2015/9/8/chartex" xmlns:cx2="http://schemas.microsoft.com/office/drawing/2015/10/21/chartex" xmlns:cx3="http://schemas.microsoft.com/office/drawing/2016/5/9/chartex" xmlns:cx4="http://schemas.microsoft.com/office/drawing/2016/5/10/chartex" xmlns:cx5="http://schemas.microsoft.com/office/drawing/2016/5/11/chartex" xmlns:cx6="http://schemas.microsoft.com/office/drawing/2016/5/12/chartex" xmlns:cx7="http://schemas.microsoft.com/office/drawing/2016/5/13/chartex" xmlns:cx8="http://schemas.microsoft.com/office/drawing/2016/5/14/chartex" xmlns:mc="http://schemas.openxmlformats.org/markup-compatibility/2006" xmlns:aink="http://schemas.microsoft.com/office/drawing/2016/ink" xmlns:am3d="http://schemas.microsoft.com/office/drawing/2017/model3d" xmlns:o="urn:schemas-microsoft-com:office:office" xmlns:oel="http://schemas.microsoft.com/office/2019/extlst" xmlns:r="http://schemas.openxmlformats.org/officeDocument/2006/relationships" xmlns:m="http://schemas.openxmlformats.org/officeDocument/2006/math" xmlns:v="urn:schemas-microsoft-com:vml" xmlns:wp14="http://schemas.microsoft.com/office/word/2010/wordprocessingDrawing" xmlns:wp="http://schemas.openxmlformats.org/drawingml/2006/wordprocessingDrawing" xmlns:w10="urn:schemas-microsoft-com:office:word" xmlns:w="http://schemas.openxmlformats.org/wordprocessingml/2006/main" xmlns:w14="http://schemas.microsoft.com/office/word/2010/wordml" xmlns:w15="http://schemas.microsoft.com/office/word/2012/wordml" xmlns:w16cex="http://schemas.microsoft.com/office/word/2018/wordml/cex" xmlns:w16cid="http://schemas.microsoft.com/office/word/2016/wordml/cid" xmlns:w16="http://schemas.microsoft.com/office/word/2018/wordml" xmlns:w16du="http://schemas.microsoft.com/office/word/2023/wordml/word16du" xmlns:w16sdtdh="http://schemas.microsoft.com/office/word/2020/wordml/sdtdatahash" xmlns:w16sdtfl="http://schemas.microsoft.com/office/word/2024/wordml/sdtformatlock" xmlns:w16se="http://schemas.microsoft.com/office/word/2015/wordml/symex" xmlns:wpg="http://schemas.microsoft.com/office/word/2010/wordprocessingGroup" xmlns:wpi="http://schemas.microsoft.com/office/word/2010/wordprocessingInk" xmlns:wne="http://schemas.microsoft.com/office/word/2006/wordml" xmlns:wps="http://schemas.microsoft.com/office/word/2010/wordprocessingShape" mc:Ignorable="w14 w15 w16se w16cid w16 w16cex w16sdtdh w16sdtfl w16du wp14">
+<w:ftr xmlns:wpc="http://schemas.microsoft.com/office/word/2010/wordprocessingCanvas" xmlns:cx="http://schemas.microsoft.com/office/drawing/2014/chartex" xmlns:cx1="http://schemas.microsoft.com/office/drawing/2015/9/8/chartex" xmlns:cx2="http://schemas.microsoft.com/office/drawing/2015/10/21/chartex" xmlns:cx3="http://schemas.microsoft.com/office/drawing/2016/5/9/chartex" xmlns:cx4="http://schemas.microsoft.com/office/drawing/2016/5/10/chartex" xmlns:cx5="http://schemas.microsoft.com/office/drawing/2016/5/11/chartex" xmlns:cx6="http://schemas.microsoft.com/office/drawing/2016/5/12/chartex" xmlns:cx7="http://schemas.microsoft.com/office/drawing/2016/5/13/chartex" xmlns:cx8="http://schemas.microsoft.com/office/drawing/2016/5/14/chartex" xmlns:mc="http://schemas.openxmlformats.org/markup-compatibility/2006" xmlns:m="http://schemas.openxmlformats.org/officeDocument/2006/math" xmlns:aink="http://schemas.microsoft.com/office/drawing/2016/ink" xmlns:am3d="http://schemas.microsoft.com/office/drawing/2017/model3d" xmlns:oel="http://schemas.microsoft.com/office/2019/extlst" xmlns:r="http://schemas.openxmlformats.org/officeDocument/2006/relationships" xmlns:wp14="http://schemas.microsoft.com/office/word/2010/wordprocessingDrawing" xmlns:wp="http://schemas.openxmlformats.org/drawingml/2006/wordprocessingDrawing" xmlns:wpg="http://schemas.microsoft.com/office/word/2010/wordprocessingGroup" xmlns:wpi="http://schemas.microsoft.com/office/word/2010/wordprocessingInk" xmlns:wps="http://schemas.microsoft.com/office/word/2010/wordprocessingShape" xmlns:o="urn:schemas-microsoft-com:office:office" xmlns:v="urn:schemas-microsoft-com:vml" xmlns:w10="urn:schemas-microsoft-com:office:word" xmlns:w="http://schemas.openxmlformats.org/wordprocessingml/2006/main" xmlns:w14="http://schemas.microsoft.com/office/word/2010/wordml" xmlns:w15="http://schemas.microsoft.com/office/word/2012/wordml" xmlns:w16cex="http://schemas.microsoft.com/office/word/2018/wordml/cex" xmlns:w16cid="http://schemas.microsoft.com/office/word/2016/wordml/cid" xmlns:w16="http://schemas.microsoft.com/office/word/2018/wordml" xmlns:w16sdtdh="http://schemas.microsoft.com/office/word/2020/wordml/sdtdatahash" xmlns:w16sdtfl="http://schemas.microsoft.com/office/word/2024/wordml/sdtformatlock" xmlns:w16se="http://schemas.microsoft.com/office/word/2015/wordml/symex" xmlns:w16du="http://schemas.microsoft.com/office/word/2023/wordml/word16du" xmlns:wne="http://schemas.microsoft.com/office/word/2006/wordml" mc:Ignorable="w14 w15 w16se w16cid w16 w16cex w16sdtdh w16sdtfl w16du wp14">
   <w:p>
     <w:pPr>
       <w:pStyle w:val="Footer"/>
@@ -12320,7 +12290,7 @@
 </file>
 
 <file path=word/footer2.xml><?xml version="1.0" encoding="utf-8"?>
-<w:ftr xmlns:wpc="http://schemas.microsoft.com/office/word/2010/wordprocessingCanvas" xmlns:cx="http://schemas.microsoft.com/office/drawing/2014/chartex" xmlns:cx1="http://schemas.microsoft.com/office/drawing/2015/9/8/chartex" xmlns:cx2="http://schemas.microsoft.com/office/drawing/2015/10/21/chartex" xmlns:cx3="http://schemas.microsoft.com/office/drawing/2016/5/9/chartex" xmlns:cx4="http://schemas.microsoft.com/office/drawing/2016/5/10/chartex" xmlns:cx5="http://schemas.microsoft.com/office/drawing/2016/5/11/chartex" xmlns:cx6="http://schemas.microsoft.com/office/drawing/2016/5/12/chartex" xmlns:cx7="http://schemas.microsoft.com/office/drawing/2016/5/13/chartex" xmlns:cx8="http://schemas.microsoft.com/office/drawing/2016/5/14/chartex" xmlns:mc="http://schemas.openxmlformats.org/markup-compatibility/2006" xmlns:aink="http://schemas.microsoft.com/office/drawing/2016/ink" xmlns:am3d="http://schemas.microsoft.com/office/drawing/2017/model3d" xmlns:o="urn:schemas-microsoft-com:office:office" xmlns:oel="http://schemas.microsoft.com/office/2019/extlst" xmlns:r="http://schemas.openxmlformats.org/officeDocument/2006/relationships" xmlns:m="http://schemas.openxmlformats.org/officeDocument/2006/math" xmlns:v="urn:schemas-microsoft-com:vml" xmlns:wp14="http://schemas.microsoft.com/office/word/2010/wordprocessingDrawing" xmlns:wp="http://schemas.openxmlformats.org/drawingml/2006/wordprocessingDrawing" xmlns:w10="urn:schemas-microsoft-com:office:word" xmlns:w="http://schemas.openxmlformats.org/wordprocessingml/2006/main" xmlns:w14="http://schemas.microsoft.com/office/word/2010/wordml" xmlns:w15="http://schemas.microsoft.com/office/word/2012/wordml" xmlns:w16cex="http://schemas.microsoft.com/office/word/2018/wordml/cex" xmlns:w16cid="http://schemas.microsoft.com/office/word/2016/wordml/cid" xmlns:w16="http://schemas.microsoft.com/office/word/2018/wordml" xmlns:w16du="http://schemas.microsoft.com/office/word/2023/wordml/word16du" xmlns:w16sdtdh="http://schemas.microsoft.com/office/word/2020/wordml/sdtdatahash" xmlns:w16sdtfl="http://schemas.microsoft.com/office/word/2024/wordml/sdtformatlock" xmlns:w16se="http://schemas.microsoft.com/office/word/2015/wordml/symex" xmlns:wpg="http://schemas.microsoft.com/office/word/2010/wordprocessingGroup" xmlns:wpi="http://schemas.microsoft.com/office/word/2010/wordprocessingInk" xmlns:wne="http://schemas.microsoft.com/office/word/2006/wordml" xmlns:wps="http://schemas.microsoft.com/office/word/2010/wordprocessingShape" mc:Ignorable="w14 w15 w16se w16cid w16 w16cex w16sdtdh w16sdtfl w16du wp14">
+<w:ftr xmlns:wpc="http://schemas.microsoft.com/office/word/2010/wordprocessingCanvas" xmlns:cx="http://schemas.microsoft.com/office/drawing/2014/chartex" xmlns:cx1="http://schemas.microsoft.com/office/drawing/2015/9/8/chartex" xmlns:cx2="http://schemas.microsoft.com/office/drawing/2015/10/21/chartex" xmlns:cx3="http://schemas.microsoft.com/office/drawing/2016/5/9/chartex" xmlns:cx4="http://schemas.microsoft.com/office/drawing/2016/5/10/chartex" xmlns:cx5="http://schemas.microsoft.com/office/drawing/2016/5/11/chartex" xmlns:cx6="http://schemas.microsoft.com/office/drawing/2016/5/12/chartex" xmlns:cx7="http://schemas.microsoft.com/office/drawing/2016/5/13/chartex" xmlns:cx8="http://schemas.microsoft.com/office/drawing/2016/5/14/chartex" xmlns:mc="http://schemas.openxmlformats.org/markup-compatibility/2006" xmlns:m="http://schemas.openxmlformats.org/officeDocument/2006/math" xmlns:aink="http://schemas.microsoft.com/office/drawing/2016/ink" xmlns:am3d="http://schemas.microsoft.com/office/drawing/2017/model3d" xmlns:oel="http://schemas.microsoft.com/office/2019/extlst" xmlns:r="http://schemas.openxmlformats.org/officeDocument/2006/relationships" xmlns:wp14="http://schemas.microsoft.com/office/word/2010/wordprocessingDrawing" xmlns:wp="http://schemas.openxmlformats.org/drawingml/2006/wordprocessingDrawing" xmlns:wpg="http://schemas.microsoft.com/office/word/2010/wordprocessingGroup" xmlns:wpi="http://schemas.microsoft.com/office/word/2010/wordprocessingInk" xmlns:wps="http://schemas.microsoft.com/office/word/2010/wordprocessingShape" xmlns:o="urn:schemas-microsoft-com:office:office" xmlns:v="urn:schemas-microsoft-com:vml" xmlns:w10="urn:schemas-microsoft-com:office:word" xmlns:w="http://schemas.openxmlformats.org/wordprocessingml/2006/main" xmlns:w14="http://schemas.microsoft.com/office/word/2010/wordml" xmlns:w15="http://schemas.microsoft.com/office/word/2012/wordml" xmlns:w16cex="http://schemas.microsoft.com/office/word/2018/wordml/cex" xmlns:w16cid="http://schemas.microsoft.com/office/word/2016/wordml/cid" xmlns:w16="http://schemas.microsoft.com/office/word/2018/wordml" xmlns:w16sdtdh="http://schemas.microsoft.com/office/word/2020/wordml/sdtdatahash" xmlns:w16sdtfl="http://schemas.microsoft.com/office/word/2024/wordml/sdtformatlock" xmlns:w16se="http://schemas.microsoft.com/office/word/2015/wordml/symex" xmlns:w16du="http://schemas.microsoft.com/office/word/2023/wordml/word16du" xmlns:wne="http://schemas.microsoft.com/office/word/2006/wordml" mc:Ignorable="w14 w15 w16se w16cid w16 w16cex w16sdtdh w16sdtfl w16du wp14">
   <w:p>
     <w:pPr>
       <w:pStyle w:val="Footer"/>
@@ -12375,108 +12345,12 @@
         <w:rFonts w:ascii="Calibri" w:hAnsi="Calibri"/>
       </w:rPr>
     </w:pPr>
-    <w:r>
-      <w:rPr>
-        <w:rFonts w:ascii="Calibri" w:hAnsi="Calibri"/>
-      </w:rPr>
-      <w:t xml:space="preserve">CHEM112 </w:t>
-    </w:r>
-    <w:r>
-      <w:rPr>
-        <w:rFonts w:ascii="Calibri" w:hAnsi="Calibri"/>
-      </w:rPr>
-      <w:t>SP</w:t>
-    </w:r>
-    <w:r>
-      <w:rPr>
-        <w:rFonts w:ascii="Calibri" w:hAnsi="Calibri"/>
-      </w:rPr>
-      <w:t>2</w:t>
-    </w:r>
-    <w:r>
-      <w:rPr>
-        <w:rFonts w:ascii="Calibri" w:hAnsi="Calibri"/>
-      </w:rPr>
-      <w:t>6</w:t>
-    </w:r>
-    <w:r>
-      <w:rPr>
-        <w:rFonts w:ascii="Calibri" w:hAnsi="Calibri"/>
-      </w:rPr>
-      <w:t xml:space="preserve"> Sectio</w:t>
-    </w:r>
-    <w:r>
-      <w:rPr>
-        <w:rFonts w:ascii="Calibri" w:hAnsi="Calibri"/>
-      </w:rPr>
-      <w:t>n</w:t>
-    </w:r>
-    <w:r>
-      <w:rPr>
-        <w:rFonts w:ascii="Calibri" w:hAnsi="Calibri"/>
-      </w:rPr>
-      <w:t xml:space="preserve"> 00</w:t>
-    </w:r>
-    <w:r>
-      <w:rPr>
-        <w:rFonts w:ascii="Calibri" w:hAnsi="Calibri"/>
-      </w:rPr>
-      <w:t>4</w:t>
-    </w:r>
-    <w:r>
-      <w:rPr>
-        <w:rFonts w:ascii="Calibri" w:hAnsi="Calibri"/>
-      </w:rPr>
-      <w:t xml:space="preserve">                           </w:t>
-    </w:r>
-    <w:r>
-      <w:rPr>
-        <w:rFonts w:ascii="Calibri" w:hAnsi="Calibri"/>
-      </w:rPr>
-      <w:t>Week</w:t>
-    </w:r>
-    <w:r>
-      <w:rPr>
-        <w:rFonts w:ascii="Calibri" w:hAnsi="Calibri"/>
-      </w:rPr>
-      <w:t xml:space="preserve"> </w:t>
-    </w:r>
-    <w:r>
-      <w:rPr>
-        <w:rFonts w:ascii="Calibri" w:hAnsi="Calibri"/>
-      </w:rPr>
-      <w:t>1</w:t>
-    </w:r>
-    <w:r>
-      <w:rPr>
-        <w:rFonts w:ascii="Calibri" w:hAnsi="Calibri"/>
-      </w:rPr>
-      <w:t>3</w:t>
-    </w:r>
-    <w:r>
-      <w:rPr>
-        <w:rFonts w:ascii="Calibri" w:hAnsi="Calibri"/>
-      </w:rPr>
-      <w:t xml:space="preserve"> Recitation</w:t>
-    </w:r>
-    <w:r>
-      <w:rPr>
-        <w:rFonts w:ascii="Calibri" w:hAnsi="Calibri"/>
-      </w:rPr>
-      <w:t xml:space="preserve"> Key</w:t>
-    </w:r>
-    <w:r>
-      <w:rPr>
-        <w:rFonts w:ascii="Calibri" w:hAnsi="Calibri"/>
-      </w:rPr>
-      <w:tab/>
-    </w:r>
   </w:p>
 </w:ftr>
 </file>
 
 <file path=word/footnotes.xml><?xml version="1.0" encoding="utf-8"?>
-<w:footnotes xmlns:wpc="http://schemas.microsoft.com/office/word/2010/wordprocessingCanvas" xmlns:cx="http://schemas.microsoft.com/office/drawing/2014/chartex" xmlns:cx1="http://schemas.microsoft.com/office/drawing/2015/9/8/chartex" xmlns:cx2="http://schemas.microsoft.com/office/drawing/2015/10/21/chartex" xmlns:cx3="http://schemas.microsoft.com/office/drawing/2016/5/9/chartex" xmlns:cx4="http://schemas.microsoft.com/office/drawing/2016/5/10/chartex" xmlns:cx5="http://schemas.microsoft.com/office/drawing/2016/5/11/chartex" xmlns:cx6="http://schemas.microsoft.com/office/drawing/2016/5/12/chartex" xmlns:cx7="http://schemas.microsoft.com/office/drawing/2016/5/13/chartex" xmlns:cx8="http://schemas.microsoft.com/office/drawing/2016/5/14/chartex" xmlns:mc="http://schemas.openxmlformats.org/markup-compatibility/2006" xmlns:aink="http://schemas.microsoft.com/office/drawing/2016/ink" xmlns:am3d="http://schemas.microsoft.com/office/drawing/2017/model3d" xmlns:o="urn:schemas-microsoft-com:office:office" xmlns:oel="http://schemas.microsoft.com/office/2019/extlst" xmlns:r="http://schemas.openxmlformats.org/officeDocument/2006/relationships" xmlns:m="http://schemas.openxmlformats.org/officeDocument/2006/math" xmlns:v="urn:schemas-microsoft-com:vml" xmlns:wp14="http://schemas.microsoft.com/office/word/2010/wordprocessingDrawing" xmlns:wp="http://schemas.openxmlformats.org/drawingml/2006/wordprocessingDrawing" xmlns:w10="urn:schemas-microsoft-com:office:word" xmlns:w="http://schemas.openxmlformats.org/wordprocessingml/2006/main" xmlns:w14="http://schemas.microsoft.com/office/word/2010/wordml" xmlns:w15="http://schemas.microsoft.com/office/word/2012/wordml" xmlns:w16cex="http://schemas.microsoft.com/office/word/2018/wordml/cex" xmlns:w16cid="http://schemas.microsoft.com/office/word/2016/wordml/cid" xmlns:w16="http://schemas.microsoft.com/office/word/2018/wordml" xmlns:w16du="http://schemas.microsoft.com/office/word/2023/wordml/word16du" xmlns:w16sdtdh="http://schemas.microsoft.com/office/word/2020/wordml/sdtdatahash" xmlns:w16sdtfl="http://schemas.microsoft.com/office/word/2024/wordml/sdtformatlock" xmlns:w16se="http://schemas.microsoft.com/office/word/2015/wordml/symex" xmlns:wpg="http://schemas.microsoft.com/office/word/2010/wordprocessingGroup" xmlns:wpi="http://schemas.microsoft.com/office/word/2010/wordprocessingInk" xmlns:wne="http://schemas.microsoft.com/office/word/2006/wordml" xmlns:wps="http://schemas.microsoft.com/office/word/2010/wordprocessingShape" mc:Ignorable="w14 w15 w16se w16cid w16 w16cex w16sdtdh w16sdtfl w16du wp14">
+<w:footnotes xmlns:wpc="http://schemas.microsoft.com/office/word/2010/wordprocessingCanvas" xmlns:cx="http://schemas.microsoft.com/office/drawing/2014/chartex" xmlns:cx1="http://schemas.microsoft.com/office/drawing/2015/9/8/chartex" xmlns:cx2="http://schemas.microsoft.com/office/drawing/2015/10/21/chartex" xmlns:cx3="http://schemas.microsoft.com/office/drawing/2016/5/9/chartex" xmlns:cx4="http://schemas.microsoft.com/office/drawing/2016/5/10/chartex" xmlns:cx5="http://schemas.microsoft.com/office/drawing/2016/5/11/chartex" xmlns:cx6="http://schemas.microsoft.com/office/drawing/2016/5/12/chartex" xmlns:cx7="http://schemas.microsoft.com/office/drawing/2016/5/13/chartex" xmlns:cx8="http://schemas.microsoft.com/office/drawing/2016/5/14/chartex" xmlns:mc="http://schemas.openxmlformats.org/markup-compatibility/2006" xmlns:m="http://schemas.openxmlformats.org/officeDocument/2006/math" xmlns:aink="http://schemas.microsoft.com/office/drawing/2016/ink" xmlns:am3d="http://schemas.microsoft.com/office/drawing/2017/model3d" xmlns:oel="http://schemas.microsoft.com/office/2019/extlst" xmlns:r="http://schemas.openxmlformats.org/officeDocument/2006/relationships" xmlns:wp14="http://schemas.microsoft.com/office/word/2010/wordprocessingDrawing" xmlns:wp="http://schemas.openxmlformats.org/drawingml/2006/wordprocessingDrawing" xmlns:wpg="http://schemas.microsoft.com/office/word/2010/wordprocessingGroup" xmlns:wpi="http://schemas.microsoft.com/office/word/2010/wordprocessingInk" xmlns:wps="http://schemas.microsoft.com/office/word/2010/wordprocessingShape" xmlns:o="urn:schemas-microsoft-com:office:office" xmlns:v="urn:schemas-microsoft-com:vml" xmlns:w10="urn:schemas-microsoft-com:office:word" xmlns:w="http://schemas.openxmlformats.org/wordprocessingml/2006/main" xmlns:w14="http://schemas.microsoft.com/office/word/2010/wordml" xmlns:w15="http://schemas.microsoft.com/office/word/2012/wordml" xmlns:w16cex="http://schemas.microsoft.com/office/word/2018/wordml/cex" xmlns:w16cid="http://schemas.microsoft.com/office/word/2016/wordml/cid" xmlns:w16="http://schemas.microsoft.com/office/word/2018/wordml" xmlns:w16sdtdh="http://schemas.microsoft.com/office/word/2020/wordml/sdtdatahash" xmlns:w16sdtfl="http://schemas.microsoft.com/office/word/2024/wordml/sdtformatlock" xmlns:w16se="http://schemas.microsoft.com/office/word/2015/wordml/symex" xmlns:w16du="http://schemas.microsoft.com/office/word/2023/wordml/word16du" xmlns:wne="http://schemas.microsoft.com/office/word/2006/wordml" mc:Ignorable="w14 w15 w16se w16cid w16 w16cex w16sdtdh w16sdtfl w16du wp14">
   <w:footnote w:type="separator" w:id="-1">
     <w:p>
       <w:r>
@@ -12495,7 +12369,7 @@
 </file>
 
 <file path=word/header1.xml><?xml version="1.0" encoding="utf-8"?>
-<w:hdr xmlns:wpc="http://schemas.microsoft.com/office/word/2010/wordprocessingCanvas" xmlns:cx="http://schemas.microsoft.com/office/drawing/2014/chartex" xmlns:cx1="http://schemas.microsoft.com/office/drawing/2015/9/8/chartex" xmlns:cx2="http://schemas.microsoft.com/office/drawing/2015/10/21/chartex" xmlns:cx3="http://schemas.microsoft.com/office/drawing/2016/5/9/chartex" xmlns:cx4="http://schemas.microsoft.com/office/drawing/2016/5/10/chartex" xmlns:cx5="http://schemas.microsoft.com/office/drawing/2016/5/11/chartex" xmlns:cx6="http://schemas.microsoft.com/office/drawing/2016/5/12/chartex" xmlns:cx7="http://schemas.microsoft.com/office/drawing/2016/5/13/chartex" xmlns:cx8="http://schemas.microsoft.com/office/drawing/2016/5/14/chartex" xmlns:mc="http://schemas.openxmlformats.org/markup-compatibility/2006" xmlns:aink="http://schemas.microsoft.com/office/drawing/2016/ink" xmlns:am3d="http://schemas.microsoft.com/office/drawing/2017/model3d" xmlns:o="urn:schemas-microsoft-com:office:office" xmlns:oel="http://schemas.microsoft.com/office/2019/extlst" xmlns:r="http://schemas.openxmlformats.org/officeDocument/2006/relationships" xmlns:m="http://schemas.openxmlformats.org/officeDocument/2006/math" xmlns:v="urn:schemas-microsoft-com:vml" xmlns:wp14="http://schemas.microsoft.com/office/word/2010/wordprocessingDrawing" xmlns:wp="http://schemas.openxmlformats.org/drawingml/2006/wordprocessingDrawing" xmlns:w10="urn:schemas-microsoft-com:office:word" xmlns:w="http://schemas.openxmlformats.org/wordprocessingml/2006/main" xmlns:w14="http://schemas.microsoft.com/office/word/2010/wordml" xmlns:w15="http://schemas.microsoft.com/office/word/2012/wordml" xmlns:w16cex="http://schemas.microsoft.com/office/word/2018/wordml/cex" xmlns:w16cid="http://schemas.microsoft.com/office/word/2016/wordml/cid" xmlns:w16="http://schemas.microsoft.com/office/word/2018/wordml" xmlns:w16du="http://schemas.microsoft.com/office/word/2023/wordml/word16du" xmlns:w16sdtdh="http://schemas.microsoft.com/office/word/2020/wordml/sdtdatahash" xmlns:w16sdtfl="http://schemas.microsoft.com/office/word/2024/wordml/sdtformatlock" xmlns:w16se="http://schemas.microsoft.com/office/word/2015/wordml/symex" xmlns:wpg="http://schemas.microsoft.com/office/word/2010/wordprocessingGroup" xmlns:wpi="http://schemas.microsoft.com/office/word/2010/wordprocessingInk" xmlns:wne="http://schemas.microsoft.com/office/word/2006/wordml" xmlns:wps="http://schemas.microsoft.com/office/word/2010/wordprocessingShape" mc:Ignorable="w14 w15 w16se w16cid w16 w16cex w16sdtdh w16sdtfl w16du wp14">
+<w:hdr xmlns:wpc="http://schemas.microsoft.com/office/word/2010/wordprocessingCanvas" xmlns:cx="http://schemas.microsoft.com/office/drawing/2014/chartex" xmlns:cx1="http://schemas.microsoft.com/office/drawing/2015/9/8/chartex" xmlns:cx2="http://schemas.microsoft.com/office/drawing/2015/10/21/chartex" xmlns:cx3="http://schemas.microsoft.com/office/drawing/2016/5/9/chartex" xmlns:cx4="http://schemas.microsoft.com/office/drawing/2016/5/10/chartex" xmlns:cx5="http://schemas.microsoft.com/office/drawing/2016/5/11/chartex" xmlns:cx6="http://schemas.microsoft.com/office/drawing/2016/5/12/chartex" xmlns:cx7="http://schemas.microsoft.com/office/drawing/2016/5/13/chartex" xmlns:cx8="http://schemas.microsoft.com/office/drawing/2016/5/14/chartex" xmlns:mc="http://schemas.openxmlformats.org/markup-compatibility/2006" xmlns:m="http://schemas.openxmlformats.org/officeDocument/2006/math" xmlns:aink="http://schemas.microsoft.com/office/drawing/2016/ink" xmlns:am3d="http://schemas.microsoft.com/office/drawing/2017/model3d" xmlns:oel="http://schemas.microsoft.com/office/2019/extlst" xmlns:r="http://schemas.openxmlformats.org/officeDocument/2006/relationships" xmlns:wp14="http://schemas.microsoft.com/office/word/2010/wordprocessingDrawing" xmlns:wp="http://schemas.openxmlformats.org/drawingml/2006/wordprocessingDrawing" xmlns:wpg="http://schemas.microsoft.com/office/word/2010/wordprocessingGroup" xmlns:wpi="http://schemas.microsoft.com/office/word/2010/wordprocessingInk" xmlns:wps="http://schemas.microsoft.com/office/word/2010/wordprocessingShape" xmlns:o="urn:schemas-microsoft-com:office:office" xmlns:v="urn:schemas-microsoft-com:vml" xmlns:w10="urn:schemas-microsoft-com:office:word" xmlns:w="http://schemas.openxmlformats.org/wordprocessingml/2006/main" xmlns:w14="http://schemas.microsoft.com/office/word/2010/wordml" xmlns:w15="http://schemas.microsoft.com/office/word/2012/wordml" xmlns:w16cex="http://schemas.microsoft.com/office/word/2018/wordml/cex" xmlns:w16cid="http://schemas.microsoft.com/office/word/2016/wordml/cid" xmlns:w16="http://schemas.microsoft.com/office/word/2018/wordml" xmlns:w16sdtdh="http://schemas.microsoft.com/office/word/2020/wordml/sdtdatahash" xmlns:w16sdtfl="http://schemas.microsoft.com/office/word/2024/wordml/sdtformatlock" xmlns:w16se="http://schemas.microsoft.com/office/word/2015/wordml/symex" xmlns:w16du="http://schemas.microsoft.com/office/word/2023/wordml/word16du" xmlns:wne="http://schemas.microsoft.com/office/word/2006/wordml" mc:Ignorable="w14 w15 w16se w16cid w16 w16cex w16sdtdh w16sdtfl w16du wp14">
   <w:p>
     <w:pPr>
       <w:pStyle w:val="Header"/>
@@ -12533,7 +12407,7 @@
 </file>
 
 <file path=word/numbering.xml><?xml version="1.0" encoding="utf-8"?>
-<w:numbering xmlns:wpc="http://schemas.microsoft.com/office/word/2010/wordprocessingCanvas" xmlns:cx="http://schemas.microsoft.com/office/drawing/2014/chartex" xmlns:cx1="http://schemas.microsoft.com/office/drawing/2015/9/8/chartex" xmlns:cx2="http://schemas.microsoft.com/office/drawing/2015/10/21/chartex" xmlns:cx3="http://schemas.microsoft.com/office/drawing/2016/5/9/chartex" xmlns:cx4="http://schemas.microsoft.com/office/drawing/2016/5/10/chartex" xmlns:cx5="http://schemas.microsoft.com/office/drawing/2016/5/11/chartex" xmlns:cx6="http://schemas.microsoft.com/office/drawing/2016/5/12/chartex" xmlns:cx7="http://schemas.microsoft.com/office/drawing/2016/5/13/chartex" xmlns:cx8="http://schemas.microsoft.com/office/drawing/2016/5/14/chartex" xmlns:mc="http://schemas.openxmlformats.org/markup-compatibility/2006" xmlns:aink="http://schemas.microsoft.com/office/drawing/2016/ink" xmlns:am3d="http://schemas.microsoft.com/office/drawing/2017/model3d" xmlns:o="urn:schemas-microsoft-com:office:office" xmlns:oel="http://schemas.microsoft.com/office/2019/extlst" xmlns:r="http://schemas.openxmlformats.org/officeDocument/2006/relationships" xmlns:m="http://schemas.openxmlformats.org/officeDocument/2006/math" xmlns:v="urn:schemas-microsoft-com:vml" xmlns:wp14="http://schemas.microsoft.com/office/word/2010/wordprocessingDrawing" xmlns:wp="http://schemas.openxmlformats.org/drawingml/2006/wordprocessingDrawing" xmlns:w10="urn:schemas-microsoft-com:office:word" xmlns:w="http://schemas.openxmlformats.org/wordprocessingml/2006/main" xmlns:w14="http://schemas.microsoft.com/office/word/2010/wordml" xmlns:w15="http://schemas.microsoft.com/office/word/2012/wordml" xmlns:w16cex="http://schemas.microsoft.com/office/word/2018/wordml/cex" xmlns:w16cid="http://schemas.microsoft.com/office/word/2016/wordml/cid" xmlns:w16="http://schemas.microsoft.com/office/word/2018/wordml" xmlns:w16du="http://schemas.microsoft.com/office/word/2023/wordml/word16du" xmlns:w16sdtdh="http://schemas.microsoft.com/office/word/2020/wordml/sdtdatahash" xmlns:w16sdtfl="http://schemas.microsoft.com/office/word/2024/wordml/sdtformatlock" xmlns:w16se="http://schemas.microsoft.com/office/word/2015/wordml/symex" xmlns:wpg="http://schemas.microsoft.com/office/word/2010/wordprocessingGroup" xmlns:wpi="http://schemas.microsoft.com/office/word/2010/wordprocessingInk" xmlns:wne="http://schemas.microsoft.com/office/word/2006/wordml" xmlns:wps="http://schemas.microsoft.com/office/word/2010/wordprocessingShape" mc:Ignorable="w14 w15 w16se w16cid w16 w16cex w16sdtdh w16sdtfl w16du wp14">
+<w:numbering xmlns:wpc="http://schemas.microsoft.com/office/word/2010/wordprocessingCanvas" xmlns:cx="http://schemas.microsoft.com/office/drawing/2014/chartex" xmlns:cx1="http://schemas.microsoft.com/office/drawing/2015/9/8/chartex" xmlns:cx2="http://schemas.microsoft.com/office/drawing/2015/10/21/chartex" xmlns:cx3="http://schemas.microsoft.com/office/drawing/2016/5/9/chartex" xmlns:cx4="http://schemas.microsoft.com/office/drawing/2016/5/10/chartex" xmlns:cx5="http://schemas.microsoft.com/office/drawing/2016/5/11/chartex" xmlns:cx6="http://schemas.microsoft.com/office/drawing/2016/5/12/chartex" xmlns:cx7="http://schemas.microsoft.com/office/drawing/2016/5/13/chartex" xmlns:cx8="http://schemas.microsoft.com/office/drawing/2016/5/14/chartex" xmlns:mc="http://schemas.openxmlformats.org/markup-compatibility/2006" xmlns:m="http://schemas.openxmlformats.org/officeDocument/2006/math" xmlns:aink="http://schemas.microsoft.com/office/drawing/2016/ink" xmlns:am3d="http://schemas.microsoft.com/office/drawing/2017/model3d" xmlns:oel="http://schemas.microsoft.com/office/2019/extlst" xmlns:r="http://schemas.openxmlformats.org/officeDocument/2006/relationships" xmlns:wp14="http://schemas.microsoft.com/office/word/2010/wordprocessingDrawing" xmlns:wp="http://schemas.openxmlformats.org/drawingml/2006/wordprocessingDrawing" xmlns:wpg="http://schemas.microsoft.com/office/word/2010/wordprocessingGroup" xmlns:wpi="http://schemas.microsoft.com/office/word/2010/wordprocessingInk" xmlns:wps="http://schemas.microsoft.com/office/word/2010/wordprocessingShape" xmlns:o="urn:schemas-microsoft-com:office:office" xmlns:v="urn:schemas-microsoft-com:vml" xmlns:w10="urn:schemas-microsoft-com:office:word" xmlns:w="http://schemas.openxmlformats.org/wordprocessingml/2006/main" xmlns:w14="http://schemas.microsoft.com/office/word/2010/wordml" xmlns:w15="http://schemas.microsoft.com/office/word/2012/wordml" xmlns:w16cex="http://schemas.microsoft.com/office/word/2018/wordml/cex" xmlns:w16cid="http://schemas.microsoft.com/office/word/2016/wordml/cid" xmlns:w16="http://schemas.microsoft.com/office/word/2018/wordml" xmlns:w16sdtdh="http://schemas.microsoft.com/office/word/2020/wordml/sdtdatahash" xmlns:w16sdtfl="http://schemas.microsoft.com/office/word/2024/wordml/sdtformatlock" xmlns:w16se="http://schemas.microsoft.com/office/word/2015/wordml/symex" xmlns:w16du="http://schemas.microsoft.com/office/word/2023/wordml/word16du" xmlns:wne="http://schemas.microsoft.com/office/word/2006/wordml" mc:Ignorable="w14 w15 w16se w16cid w16 w16cex w16sdtdh w16sdtfl w16du wp14">
   <w:abstractNum w:abstractNumId="0" w15:restartNumberingAfterBreak="0">
     <w:nsid w:val="00000001"/>
     <w:multiLevelType w:val="hybridMultilevel"/>
@@ -17863,7 +17737,7 @@
 </file>
 
 <file path=word/styles.xml><?xml version="1.0" encoding="utf-8"?>
-<w:styles xmlns:mc="http://schemas.openxmlformats.org/markup-compatibility/2006" xmlns:r="http://schemas.openxmlformats.org/officeDocument/2006/relationships" xmlns:w="http://schemas.openxmlformats.org/wordprocessingml/2006/main" xmlns:w14="http://schemas.microsoft.com/office/word/2010/wordml" xmlns:w15="http://schemas.microsoft.com/office/word/2012/wordml" xmlns:w16cex="http://schemas.microsoft.com/office/word/2018/wordml/cex" xmlns:w16cid="http://schemas.microsoft.com/office/word/2016/wordml/cid" xmlns:w16="http://schemas.microsoft.com/office/word/2018/wordml" xmlns:w16du="http://schemas.microsoft.com/office/word/2023/wordml/word16du" xmlns:w16sdtdh="http://schemas.microsoft.com/office/word/2020/wordml/sdtdatahash" xmlns:w16sdtfl="http://schemas.microsoft.com/office/word/2024/wordml/sdtformatlock" xmlns:w16se="http://schemas.microsoft.com/office/word/2015/wordml/symex" mc:Ignorable="w14 w15 w16se w16cid w16 w16cex w16sdtdh w16sdtfl w16du">
+<w:styles xmlns:mc="http://schemas.openxmlformats.org/markup-compatibility/2006" xmlns:r="http://schemas.openxmlformats.org/officeDocument/2006/relationships" xmlns:w="http://schemas.openxmlformats.org/wordprocessingml/2006/main" xmlns:w14="http://schemas.microsoft.com/office/word/2010/wordml" xmlns:w15="http://schemas.microsoft.com/office/word/2012/wordml" xmlns:w16cex="http://schemas.microsoft.com/office/word/2018/wordml/cex" xmlns:w16cid="http://schemas.microsoft.com/office/word/2016/wordml/cid" xmlns:w16="http://schemas.microsoft.com/office/word/2018/wordml" xmlns:w16sdtdh="http://schemas.microsoft.com/office/word/2020/wordml/sdtdatahash" xmlns:w16sdtfl="http://schemas.microsoft.com/office/word/2024/wordml/sdtformatlock" xmlns:w16se="http://schemas.microsoft.com/office/word/2015/wordml/symex" xmlns:w16du="http://schemas.microsoft.com/office/word/2023/wordml/word16du" mc:Ignorable="w14 w15 w16se w16cid w16 w16cex w16sdtdh w16sdtfl w16du">
   <w:docDefaults>
     <w:rPrDefault>
       <w:rPr>

--- a/04-Voltaic-Cells/Instructor-key.docx
+++ b/04-Voltaic-Cells/Instructor-key.docx
@@ -17,43 +17,27 @@
       </w:pPr>
       <w:r>
         <w:rPr>
-          <w:rFonts w:ascii="Calibri" w:eastAsiaTheme="minorHAnsi" w:hAnsi="Calibri" w:cs="Calibri"/>
+          <w:rFonts w:ascii="Calibri" w:hAnsi="Calibri" w:cs="Calibri"/>
           <w:b/>
           <w:bCs/>
         </w:rPr>
-        <w:t xml:space="preserve">Week </w:t>
-      </w:r>
-      <w:r>
-        <w:rPr>
-          <w:rFonts w:ascii="Calibri" w:eastAsiaTheme="minorHAnsi" w:hAnsi="Calibri" w:cs="Calibri"/>
+        <w:t>Impact of Concentration</w:t>
+      </w:r>
+      <w:r>
+        <w:rPr>
+          <w:rFonts w:ascii="Calibri" w:hAnsi="Calibri" w:cs="Calibri"/>
           <w:b/>
           <w:bCs/>
         </w:rPr>
-        <w:t>1</w:t>
-      </w:r>
-      <w:r>
-        <w:rPr>
-          <w:rFonts w:ascii="Calibri" w:eastAsiaTheme="minorHAnsi" w:hAnsi="Calibri" w:cs="Calibri"/>
+        <w:t>s</w:t>
+      </w:r>
+      <w:r>
+        <w:rPr>
+          <w:rFonts w:ascii="Calibri" w:hAnsi="Calibri" w:cs="Calibri"/>
           <w:b/>
           <w:bCs/>
         </w:rPr>
-        <w:t>3</w:t>
-      </w:r>
-      <w:r>
-        <w:rPr>
-          <w:rFonts w:ascii="Calibri" w:eastAsiaTheme="minorHAnsi" w:hAnsi="Calibri" w:cs="Calibri"/>
-          <w:b/>
-          <w:bCs/>
-        </w:rPr>
-        <w:t xml:space="preserve"> Recitation: </w:t>
-      </w:r>
-      <w:r>
-        <w:rPr>
-          <w:rFonts w:ascii="Calibri" w:hAnsi="Calibri" w:cs="Calibri"/>
-          <w:b/>
-          <w:bCs/>
-        </w:rPr>
-        <w:t>Modeling the Impact of Concentration on Voltaic Cell Potentials</w:t>
+        <w:t xml:space="preserve"> on Voltaic Cell Potentials</w:t>
       </w:r>
     </w:p>
     <w:p>
@@ -84,25 +68,7 @@
           <w:color w:val="1F1F1F"/>
           <w:shd w:val="clear" w:color="auto" w:fill="FFFFFF"/>
         </w:rPr>
-        <w:t xml:space="preserve">This module is designed for students to perform data modeling for a voltaic cell under different conditions. Students will use Google </w:t>
-      </w:r>
-      <w:proofErr w:type="spellStart"/>
-      <w:r>
-        <w:rPr>
-          <w:rFonts w:ascii="Calibri" w:hAnsi="Calibri" w:cs="Calibri"/>
-          <w:color w:val="1F1F1F"/>
-          <w:shd w:val="clear" w:color="auto" w:fill="FFFFFF"/>
-        </w:rPr>
-        <w:t>Colab</w:t>
-      </w:r>
-      <w:proofErr w:type="spellEnd"/>
-      <w:r>
-        <w:rPr>
-          <w:rFonts w:ascii="Calibri" w:hAnsi="Calibri" w:cs="Calibri"/>
-          <w:color w:val="1F1F1F"/>
-          <w:shd w:val="clear" w:color="auto" w:fill="FFFFFF"/>
-        </w:rPr>
-        <w:t>, Gemini, and Python programming language to read, interpret, and analyze provided data.</w:t>
+        <w:t>This module is designed for students to perform data modeling for a voltaic cell under different conditions. Students will use Google Colab, Gemini, and Python programming language to read, interpret, and analyze provided data.</w:t>
       </w:r>
       <w:r>
         <w:rPr>
@@ -144,7 +110,14 @@
           <w:rFonts w:ascii="Calibri" w:hAnsi="Calibri" w:cs="Calibri"/>
           <w:color w:val="1F1F1F"/>
         </w:rPr>
-        <w:t>Google Gemini was used to improve clarity and organization of the activity’s written instructions.</w:t>
+        <w:t>Microsoft Copilot</w:t>
+      </w:r>
+      <w:r>
+        <w:rPr>
+          <w:rFonts w:ascii="Calibri" w:hAnsi="Calibri" w:cs="Calibri"/>
+          <w:color w:val="1F1F1F"/>
+        </w:rPr>
+        <w:t xml:space="preserve"> was used to improve clarity and organization of the activity’s written instructions.</w:t>
       </w:r>
     </w:p>
     <w:p>
@@ -866,23 +839,7 @@
           <w:rFonts w:ascii="Calibri" w:hAnsi="Calibri" w:cs="Calibri"/>
           <w:color w:val="1F1F1F"/>
         </w:rPr>
-        <w:t xml:space="preserve">Import and load a CSV file into a Pandas </w:t>
-      </w:r>
-      <w:proofErr w:type="spellStart"/>
-      <w:r>
-        <w:rPr>
-          <w:rFonts w:ascii="Calibri" w:hAnsi="Calibri" w:cs="Calibri"/>
-          <w:color w:val="1F1F1F"/>
-        </w:rPr>
-        <w:t>DataFrame</w:t>
-      </w:r>
-      <w:proofErr w:type="spellEnd"/>
-      <w:r>
-        <w:rPr>
-          <w:rFonts w:ascii="Calibri" w:hAnsi="Calibri" w:cs="Calibri"/>
-          <w:color w:val="1F1F1F"/>
-        </w:rPr>
-        <w:t>.</w:t>
+        <w:t>Import and load a CSV file into a Pandas DataFrame.</w:t>
       </w:r>
     </w:p>
     <w:p>
@@ -925,17 +882,8 @@
           <w:rFonts w:ascii="Calibri" w:hAnsi="Calibri" w:cs="Calibri"/>
           <w:color w:val="1F1F1F"/>
         </w:rPr>
-        <w:t xml:space="preserve">Access and open a notebook in Google </w:t>
-      </w:r>
-      <w:proofErr w:type="spellStart"/>
-      <w:r>
-        <w:rPr>
-          <w:rFonts w:ascii="Calibri" w:hAnsi="Calibri" w:cs="Calibri"/>
-          <w:color w:val="1F1F1F"/>
-        </w:rPr>
-        <w:t>Colab</w:t>
-      </w:r>
-      <w:proofErr w:type="spellEnd"/>
+        <w:t>Access and open a notebook in Google Colab</w:t>
+      </w:r>
     </w:p>
     <w:p>
       <w:pPr>
@@ -955,23 +903,7 @@
           <w:rFonts w:ascii="Calibri" w:hAnsi="Calibri" w:cs="Calibri"/>
           <w:color w:val="1F1F1F"/>
         </w:rPr>
-        <w:t xml:space="preserve">Identify and use the key components of the Google </w:t>
-      </w:r>
-      <w:proofErr w:type="spellStart"/>
-      <w:r>
-        <w:rPr>
-          <w:rFonts w:ascii="Calibri" w:hAnsi="Calibri" w:cs="Calibri"/>
-          <w:color w:val="1F1F1F"/>
-        </w:rPr>
-        <w:t>Colab</w:t>
-      </w:r>
-      <w:proofErr w:type="spellEnd"/>
-      <w:r>
-        <w:rPr>
-          <w:rFonts w:ascii="Calibri" w:hAnsi="Calibri" w:cs="Calibri"/>
-          <w:color w:val="1F1F1F"/>
-        </w:rPr>
-        <w:t xml:space="preserve"> interface (code cells, text cells, run button).</w:t>
+        <w:t>Identify and use the key components of the Google Colab interface (code cells, text cells, run button).</w:t>
       </w:r>
     </w:p>
     <w:p>
@@ -1426,21 +1358,8 @@
           <w:sz w:val="24"/>
           <w:szCs w:val="24"/>
         </w:rPr>
-        <w:t xml:space="preserve"> Google </w:t>
-      </w:r>
-      <w:proofErr w:type="spellStart"/>
-      <w:r>
-        <w:rPr>
-          <w:rFonts w:ascii="Calibri" w:hAnsi="Calibri" w:cs="Calibri"/>
-          <w:b/>
-          <w:bCs/>
-          <w:color w:val="1F1F1F"/>
-          <w:sz w:val="24"/>
-          <w:szCs w:val="24"/>
-        </w:rPr>
-        <w:t>Colab</w:t>
-      </w:r>
-      <w:proofErr w:type="spellEnd"/>
+        <w:t xml:space="preserve"> Google Colab</w:t>
+      </w:r>
     </w:p>
     <w:p>
       <w:pPr>
@@ -1488,7 +1407,6 @@
         </w:rPr>
         <w:t xml:space="preserve"> for this activity is: _</w:t>
       </w:r>
-      <w:proofErr w:type="spellStart"/>
       <w:r>
         <w:rPr>
           <w:rFonts w:ascii="Calibri" w:hAnsi="Calibri" w:cs="Calibri"/>
@@ -1522,7 +1440,6 @@
         </w:rPr>
         <w:t>_Voltaic_Cell</w:t>
       </w:r>
-      <w:proofErr w:type="spellEnd"/>
       <w:r>
         <w:rPr>
           <w:rFonts w:ascii="Calibri" w:hAnsi="Calibri" w:cs="Calibri"/>
@@ -1561,7 +1478,6 @@
         </w:rPr>
         <w:t xml:space="preserve">Download the </w:t>
       </w:r>
-      <w:proofErr w:type="spellStart"/>
       <w:r>
         <w:rPr>
           <w:rStyle w:val="Strong"/>
@@ -1572,9 +1488,9 @@
           <w:iCs/>
           <w:color w:val="7F7F7F" w:themeColor="text1" w:themeTint="80"/>
         </w:rPr>
-        <w:t>Colab</w:t>
-      </w:r>
-      <w:proofErr w:type="spellEnd"/>
+        <w:t xml:space="preserve">Colab notebook file </w:t>
+      </w:r>
+      <w:proofErr w:type="gramStart"/>
       <w:r>
         <w:rPr>
           <w:rStyle w:val="Strong"/>
@@ -1585,35 +1501,8 @@
           <w:iCs/>
           <w:color w:val="7F7F7F" w:themeColor="text1" w:themeTint="80"/>
         </w:rPr>
-        <w:t xml:space="preserve"> notebook file </w:t>
-      </w:r>
-      <w:proofErr w:type="gramStart"/>
-      <w:r>
-        <w:rPr>
-          <w:rStyle w:val="Strong"/>
-          <w:rFonts w:ascii="Calibri" w:hAnsi="Calibri" w:cs="Calibri"/>
-          <w:b w:val="0"/>
-          <w:bCs w:val="0"/>
-          <w:i/>
-          <w:iCs/>
-          <w:color w:val="7F7F7F" w:themeColor="text1" w:themeTint="80"/>
-        </w:rPr>
-        <w:t>(.</w:t>
-      </w:r>
-      <w:proofErr w:type="spellStart"/>
-      <w:r>
-        <w:rPr>
-          <w:rStyle w:val="Strong"/>
-          <w:rFonts w:ascii="Calibri" w:hAnsi="Calibri" w:cs="Calibri"/>
-          <w:b w:val="0"/>
-          <w:bCs w:val="0"/>
-          <w:i/>
-          <w:iCs/>
-          <w:color w:val="7F7F7F" w:themeColor="text1" w:themeTint="80"/>
-        </w:rPr>
-        <w:t>ipynb</w:t>
-      </w:r>
-      <w:proofErr w:type="spellEnd"/>
+        <w:t>(.ipynb</w:t>
+      </w:r>
       <w:proofErr w:type="gramEnd"/>
       <w:r>
         <w:rPr>
@@ -1962,21 +1851,8 @@
           <w:sz w:val="24"/>
           <w:szCs w:val="24"/>
         </w:rPr>
-        <w:t xml:space="preserve"> in </w:t>
-      </w:r>
-      <w:proofErr w:type="spellStart"/>
-      <w:r>
-        <w:rPr>
-          <w:rFonts w:ascii="Calibri" w:hAnsi="Calibri" w:cs="Calibri"/>
-          <w:b/>
-          <w:bCs/>
-          <w:color w:val="1F1F1F"/>
-          <w:sz w:val="24"/>
-          <w:szCs w:val="24"/>
-        </w:rPr>
-        <w:t>Colab</w:t>
-      </w:r>
-      <w:proofErr w:type="spellEnd"/>
+        <w:t xml:space="preserve"> in Colab</w:t>
+      </w:r>
       <w:r>
         <w:rPr>
           <w:rFonts w:ascii="Calibri" w:hAnsi="Calibri" w:cs="Calibri"/>
@@ -2011,27 +1887,7 @@
           <w:sz w:val="24"/>
           <w:szCs w:val="24"/>
         </w:rPr>
-        <w:t xml:space="preserve">On the </w:t>
-      </w:r>
-      <w:proofErr w:type="spellStart"/>
-      <w:r>
-        <w:rPr>
-          <w:rFonts w:ascii="Calibri" w:hAnsi="Calibri" w:cs="Calibri"/>
-          <w:color w:val="1F1F1F"/>
-          <w:sz w:val="24"/>
-          <w:szCs w:val="24"/>
-        </w:rPr>
-        <w:t>Colab</w:t>
-      </w:r>
-      <w:proofErr w:type="spellEnd"/>
-      <w:r>
-        <w:rPr>
-          <w:rFonts w:ascii="Calibri" w:hAnsi="Calibri" w:cs="Calibri"/>
-          <w:color w:val="1F1F1F"/>
-          <w:sz w:val="24"/>
-          <w:szCs w:val="24"/>
-        </w:rPr>
-        <w:t xml:space="preserve"> homepage, select </w:t>
+        <w:t xml:space="preserve">On the Colab homepage, select </w:t>
       </w:r>
       <w:r>
         <w:rPr>
@@ -2131,24 +1987,8 @@
           <w:sz w:val="24"/>
           <w:szCs w:val="24"/>
         </w:rPr>
-        <w:t>.</w:t>
-      </w:r>
-      <w:proofErr w:type="spellStart"/>
-      <w:r>
-        <w:rPr>
-          <w:rStyle w:val="Strong"/>
-          <w:rFonts w:ascii="Calibri" w:hAnsi="Calibri" w:cs="Calibri"/>
-          <w:b w:val="0"/>
-          <w:bCs w:val="0"/>
-          <w:i/>
-          <w:iCs/>
-          <w:color w:val="767171" w:themeColor="background2" w:themeShade="80"/>
-          <w:sz w:val="24"/>
-          <w:szCs w:val="24"/>
-        </w:rPr>
-        <w:t>ipynb</w:t>
-      </w:r>
-      <w:proofErr w:type="spellEnd"/>
+        <w:t>.ipynb</w:t>
+      </w:r>
       <w:proofErr w:type="gramEnd"/>
       <w:r>
         <w:rPr>
@@ -2197,31 +2037,7 @@
           <w:sz w:val="24"/>
           <w:szCs w:val="24"/>
         </w:rPr>
-        <w:t xml:space="preserve">Upload the Experimental Data to </w:t>
-      </w:r>
-      <w:proofErr w:type="spellStart"/>
-      <w:r>
-        <w:rPr>
-          <w:rFonts w:ascii="Calibri" w:hAnsi="Calibri" w:cs="Calibri"/>
-          <w:b/>
-          <w:bCs/>
-          <w:color w:val="1F1F1F"/>
-          <w:sz w:val="24"/>
-          <w:szCs w:val="24"/>
-        </w:rPr>
-        <w:t>Colab</w:t>
-      </w:r>
-      <w:proofErr w:type="spellEnd"/>
-      <w:r>
-        <w:rPr>
-          <w:rFonts w:ascii="Calibri" w:hAnsi="Calibri" w:cs="Calibri"/>
-          <w:b/>
-          <w:bCs/>
-          <w:color w:val="1F1F1F"/>
-          <w:sz w:val="24"/>
-          <w:szCs w:val="24"/>
-        </w:rPr>
-        <w:t xml:space="preserve"> Worksheet. </w:t>
+        <w:t xml:space="preserve">Upload the Experimental Data to Colab Worksheet. </w:t>
       </w:r>
     </w:p>
     <w:p>
@@ -2401,7 +2217,6 @@
         </w:rPr>
         <w:t xml:space="preserve">the </w:t>
       </w:r>
-      <w:proofErr w:type="spellStart"/>
       <w:r>
         <w:rPr>
           <w:rStyle w:val="HTMLCode"/>
@@ -2414,7 +2229,6 @@
         </w:rPr>
         <w:t>sample_data</w:t>
       </w:r>
-      <w:proofErr w:type="spellEnd"/>
       <w:r>
         <w:rPr>
           <w:rFonts w:ascii="Calibri" w:hAnsi="Calibri" w:cs="Calibri"/>
@@ -3190,23 +3004,7 @@
           <w:rFonts w:ascii="Calibri" w:hAnsi="Calibri" w:cs="Calibri"/>
           <w:color w:val="0432FF"/>
         </w:rPr>
-        <w:t xml:space="preserve"> (</w:t>
-      </w:r>
-      <w:proofErr w:type="spellStart"/>
-      <w:r>
-        <w:rPr>
-          <w:rFonts w:ascii="Calibri" w:hAnsi="Calibri" w:cs="Calibri"/>
-          <w:color w:val="0432FF"/>
-        </w:rPr>
-        <w:t>aq</w:t>
-      </w:r>
-      <w:proofErr w:type="spellEnd"/>
-      <w:r>
-        <w:rPr>
-          <w:rFonts w:ascii="Calibri" w:hAnsi="Calibri" w:cs="Calibri"/>
-          <w:color w:val="0432FF"/>
-        </w:rPr>
-        <w:t>) + 3 e</w:t>
+        <w:t xml:space="preserve"> (aq) + 3 e</w:t>
       </w:r>
       <w:r>
         <w:rPr>
@@ -3358,23 +3156,7 @@
           <w:rFonts w:ascii="Calibri" w:hAnsi="Calibri" w:cs="Calibri"/>
           <w:color w:val="0432FF"/>
         </w:rPr>
-        <w:t xml:space="preserve"> (</w:t>
-      </w:r>
-      <w:proofErr w:type="spellStart"/>
-      <w:r>
-        <w:rPr>
-          <w:rFonts w:ascii="Calibri" w:hAnsi="Calibri" w:cs="Calibri"/>
-          <w:color w:val="0432FF"/>
-        </w:rPr>
-        <w:t>aq</w:t>
-      </w:r>
-      <w:proofErr w:type="spellEnd"/>
-      <w:r>
-        <w:rPr>
-          <w:rFonts w:ascii="Calibri" w:hAnsi="Calibri" w:cs="Calibri"/>
-          <w:color w:val="0432FF"/>
-        </w:rPr>
-        <w:t xml:space="preserve">) + </w:t>
+        <w:t xml:space="preserve"> (aq) + </w:t>
       </w:r>
       <w:r>
         <w:rPr>
@@ -3600,23 +3382,7 @@
           <w:rFonts w:ascii="Calibri" w:hAnsi="Calibri" w:cs="Calibri"/>
           <w:color w:val="0432FF"/>
         </w:rPr>
-        <w:t xml:space="preserve"> (</w:t>
-      </w:r>
-      <w:proofErr w:type="spellStart"/>
-      <w:r>
-        <w:rPr>
-          <w:rFonts w:ascii="Calibri" w:hAnsi="Calibri" w:cs="Calibri"/>
-          <w:color w:val="0432FF"/>
-        </w:rPr>
-        <w:t>aq</w:t>
-      </w:r>
-      <w:proofErr w:type="spellEnd"/>
-      <w:r>
-        <w:rPr>
-          <w:rFonts w:ascii="Calibri" w:hAnsi="Calibri" w:cs="Calibri"/>
-          <w:color w:val="0432FF"/>
-        </w:rPr>
-        <w:t xml:space="preserve">) </w:t>
+        <w:t xml:space="preserve"> (aq) </w:t>
       </w:r>
       <w:r>
         <w:rPr>
@@ -3659,23 +3425,7 @@
           <w:rFonts w:ascii="Calibri" w:hAnsi="Calibri" w:cs="Calibri"/>
           <w:color w:val="0432FF"/>
         </w:rPr>
-        <w:t xml:space="preserve"> (</w:t>
-      </w:r>
-      <w:proofErr w:type="spellStart"/>
-      <w:r>
-        <w:rPr>
-          <w:rFonts w:ascii="Calibri" w:hAnsi="Calibri" w:cs="Calibri"/>
-          <w:color w:val="0432FF"/>
-        </w:rPr>
-        <w:t>aq</w:t>
-      </w:r>
-      <w:proofErr w:type="spellEnd"/>
-      <w:r>
-        <w:rPr>
-          <w:rFonts w:ascii="Calibri" w:hAnsi="Calibri" w:cs="Calibri"/>
-          <w:color w:val="0432FF"/>
-        </w:rPr>
-        <w:t xml:space="preserve">) + 3 </w:t>
+        <w:t xml:space="preserve"> (aq) + 3 </w:t>
       </w:r>
       <w:r>
         <w:rPr>
@@ -4679,23 +4429,7 @@
           <w:rFonts w:ascii="Calibri" w:hAnsi="Calibri" w:cs="Calibri"/>
           <w:color w:val="0432FF"/>
         </w:rPr>
-        <w:t>(</w:t>
-      </w:r>
-      <w:proofErr w:type="spellStart"/>
-      <w:r>
-        <w:rPr>
-          <w:rFonts w:ascii="Calibri" w:hAnsi="Calibri" w:cs="Calibri"/>
-          <w:color w:val="0432FF"/>
-        </w:rPr>
-        <w:t>aq</w:t>
-      </w:r>
-      <w:proofErr w:type="spellEnd"/>
-      <w:r>
-        <w:rPr>
-          <w:rFonts w:ascii="Calibri" w:hAnsi="Calibri" w:cs="Calibri"/>
-          <w:color w:val="0432FF"/>
-        </w:rPr>
-        <w:t xml:space="preserve">), </w:t>
+        <w:t xml:space="preserve">(aq), </w:t>
       </w:r>
       <w:r>
         <w:rPr>
@@ -4738,23 +4472,7 @@
           <w:rFonts w:ascii="Calibri" w:hAnsi="Calibri" w:cs="Calibri"/>
           <w:color w:val="0432FF"/>
         </w:rPr>
-        <w:t>(</w:t>
-      </w:r>
-      <w:proofErr w:type="spellStart"/>
-      <w:r>
-        <w:rPr>
-          <w:rFonts w:ascii="Calibri" w:hAnsi="Calibri" w:cs="Calibri"/>
-          <w:color w:val="0432FF"/>
-        </w:rPr>
-        <w:t>aq</w:t>
-      </w:r>
-      <w:proofErr w:type="spellEnd"/>
-      <w:r>
-        <w:rPr>
-          <w:rFonts w:ascii="Calibri" w:hAnsi="Calibri" w:cs="Calibri"/>
-          <w:color w:val="0432FF"/>
-        </w:rPr>
-        <w:t>)</w:t>
+        <w:t>(aq)</w:t>
       </w:r>
       <w:r>
         <w:rPr>
@@ -5008,23 +4726,7 @@
           <w:rFonts w:ascii="Calibri" w:hAnsi="Calibri" w:cs="Calibri"/>
           <w:color w:val="0432FF"/>
         </w:rPr>
-        <w:t>(</w:t>
-      </w:r>
-      <w:proofErr w:type="spellStart"/>
-      <w:r>
-        <w:rPr>
-          <w:rFonts w:ascii="Calibri" w:hAnsi="Calibri" w:cs="Calibri"/>
-          <w:color w:val="0432FF"/>
-        </w:rPr>
-        <w:t>aq</w:t>
-      </w:r>
-      <w:proofErr w:type="spellEnd"/>
-      <w:r>
-        <w:rPr>
-          <w:rFonts w:ascii="Calibri" w:hAnsi="Calibri" w:cs="Calibri"/>
-          <w:color w:val="0432FF"/>
-        </w:rPr>
-        <w:t xml:space="preserve">), </w:t>
+        <w:t xml:space="preserve">(aq), </w:t>
       </w:r>
       <w:r>
         <w:rPr>
@@ -5053,23 +4755,7 @@
           <w:rFonts w:ascii="Calibri" w:hAnsi="Calibri" w:cs="Calibri"/>
           <w:color w:val="0432FF"/>
         </w:rPr>
-        <w:t>(</w:t>
-      </w:r>
-      <w:proofErr w:type="spellStart"/>
-      <w:r>
-        <w:rPr>
-          <w:rFonts w:ascii="Calibri" w:hAnsi="Calibri" w:cs="Calibri"/>
-          <w:color w:val="0432FF"/>
-        </w:rPr>
-        <w:t>aq</w:t>
-      </w:r>
-      <w:proofErr w:type="spellEnd"/>
-      <w:r>
-        <w:rPr>
-          <w:rFonts w:ascii="Calibri" w:hAnsi="Calibri" w:cs="Calibri"/>
-          <w:color w:val="0432FF"/>
-        </w:rPr>
-        <w:t>)</w:t>
+        <w:t>(aq)</w:t>
       </w:r>
       <w:r>
         <w:rPr>
@@ -6312,7 +5998,6 @@
           <w:szCs w:val="21"/>
         </w:rPr>
       </w:pPr>
-      <w:proofErr w:type="spellStart"/>
       <w:r>
         <w:rPr>
           <w:rFonts w:ascii="Courier New" w:hAnsi="Courier New" w:cs="Courier New"/>
@@ -6320,9 +6005,17 @@
           <w:sz w:val="21"/>
           <w:szCs w:val="21"/>
         </w:rPr>
-        <w:t>df</w:t>
-      </w:r>
-      <w:proofErr w:type="spellEnd"/>
+        <w:t>df[</w:t>
+      </w:r>
+      <w:r>
+        <w:rPr>
+          <w:rFonts w:ascii="Courier New" w:hAnsi="Courier New" w:cs="Courier New"/>
+          <w:color w:val="A31515"/>
+          <w:sz w:val="21"/>
+          <w:szCs w:val="21"/>
+        </w:rPr>
+        <w:t>'Q_Exp_A'</w:t>
+      </w:r>
       <w:r>
         <w:rPr>
           <w:rFonts w:ascii="Courier New" w:hAnsi="Courier New" w:cs="Courier New"/>
@@ -6330,7 +6023,7 @@
           <w:sz w:val="21"/>
           <w:szCs w:val="21"/>
         </w:rPr>
-        <w:t>[</w:t>
+        <w:t>] = (df[</w:t>
       </w:r>
       <w:r>
         <w:rPr>
@@ -6339,9 +6032,9 @@
           <w:sz w:val="21"/>
           <w:szCs w:val="21"/>
         </w:rPr>
-        <w:t>'</w:t>
-      </w:r>
-      <w:proofErr w:type="spellStart"/>
+        <w:t>'Cr3+_Conc_Exp_A</w:t>
+      </w:r>
+      <w:proofErr w:type="gramStart"/>
       <w:r>
         <w:rPr>
           <w:rFonts w:ascii="Courier New" w:hAnsi="Courier New" w:cs="Courier New"/>
@@ -6349,9 +6042,45 @@
           <w:sz w:val="21"/>
           <w:szCs w:val="21"/>
         </w:rPr>
-        <w:t>Q_Exp_A</w:t>
-      </w:r>
-      <w:proofErr w:type="spellEnd"/>
+        <w:t>'</w:t>
+      </w:r>
+      <w:r>
+        <w:rPr>
+          <w:rFonts w:ascii="Courier New" w:hAnsi="Courier New" w:cs="Courier New"/>
+          <w:color w:val="000000"/>
+          <w:sz w:val="21"/>
+          <w:szCs w:val="21"/>
+        </w:rPr>
+        <w:t>]*</w:t>
+      </w:r>
+      <w:proofErr w:type="gramEnd"/>
+      <w:r>
+        <w:rPr>
+          <w:rFonts w:ascii="Courier New" w:hAnsi="Courier New" w:cs="Courier New"/>
+          <w:color w:val="000000"/>
+          <w:sz w:val="21"/>
+          <w:szCs w:val="21"/>
+        </w:rPr>
+        <w:t>*</w:t>
+      </w:r>
+      <w:r>
+        <w:rPr>
+          <w:rFonts w:ascii="Courier New" w:hAnsi="Courier New" w:cs="Courier New"/>
+          <w:color w:val="116644"/>
+          <w:sz w:val="21"/>
+          <w:szCs w:val="21"/>
+        </w:rPr>
+        <w:t>2</w:t>
+      </w:r>
+      <w:r>
+        <w:rPr>
+          <w:rFonts w:ascii="Courier New" w:hAnsi="Courier New" w:cs="Courier New"/>
+          <w:color w:val="000000"/>
+          <w:sz w:val="21"/>
+          <w:szCs w:val="21"/>
+        </w:rPr>
+        <w:t>) / (df[</w:t>
+      </w:r>
       <w:r>
         <w:rPr>
           <w:rFonts w:ascii="Courier New" w:hAnsi="Courier New" w:cs="Courier New"/>
@@ -6359,6 +6088,16 @@
           <w:sz w:val="21"/>
           <w:szCs w:val="21"/>
         </w:rPr>
+        <w:t>'Co2+_Conc_Exp_A</w:t>
+      </w:r>
+      <w:proofErr w:type="gramStart"/>
+      <w:r>
+        <w:rPr>
+          <w:rFonts w:ascii="Courier New" w:hAnsi="Courier New" w:cs="Courier New"/>
+          <w:color w:val="A31515"/>
+          <w:sz w:val="21"/>
+          <w:szCs w:val="21"/>
+        </w:rPr>
         <w:t>'</w:t>
       </w:r>
       <w:r>
@@ -6368,9 +6107,9 @@
           <w:sz w:val="21"/>
           <w:szCs w:val="21"/>
         </w:rPr>
-        <w:t>] = (</w:t>
-      </w:r>
-      <w:proofErr w:type="spellStart"/>
+        <w:t>]*</w:t>
+      </w:r>
+      <w:proofErr w:type="gramEnd"/>
       <w:r>
         <w:rPr>
           <w:rFonts w:ascii="Courier New" w:hAnsi="Courier New" w:cs="Courier New"/>
@@ -6378,9 +6117,17 @@
           <w:sz w:val="21"/>
           <w:szCs w:val="21"/>
         </w:rPr>
-        <w:t>df</w:t>
-      </w:r>
-      <w:proofErr w:type="spellEnd"/>
+        <w:t>*</w:t>
+      </w:r>
+      <w:r>
+        <w:rPr>
+          <w:rFonts w:ascii="Courier New" w:hAnsi="Courier New" w:cs="Courier New"/>
+          <w:color w:val="116644"/>
+          <w:sz w:val="21"/>
+          <w:szCs w:val="21"/>
+        </w:rPr>
+        <w:t>3</w:t>
+      </w:r>
       <w:r>
         <w:rPr>
           <w:rFonts w:ascii="Courier New" w:hAnsi="Courier New" w:cs="Courier New"/>
@@ -6388,7 +6135,29 @@
           <w:sz w:val="21"/>
           <w:szCs w:val="21"/>
         </w:rPr>
-        <w:t>[</w:t>
+        <w:t>)</w:t>
+      </w:r>
+    </w:p>
+    <w:p>
+      <w:pPr>
+        <w:shd w:val="clear" w:color="auto" w:fill="FFFFFF"/>
+        <w:spacing w:line="285" w:lineRule="atLeast"/>
+        <w:ind w:firstLine="720"/>
+        <w:rPr>
+          <w:rFonts w:ascii="Courier New" w:hAnsi="Courier New" w:cs="Courier New"/>
+          <w:color w:val="000000"/>
+          <w:sz w:val="21"/>
+          <w:szCs w:val="21"/>
+        </w:rPr>
+      </w:pPr>
+      <w:r>
+        <w:rPr>
+          <w:rFonts w:ascii="Courier New" w:hAnsi="Courier New" w:cs="Courier New"/>
+          <w:color w:val="000000"/>
+          <w:sz w:val="21"/>
+          <w:szCs w:val="21"/>
+        </w:rPr>
+        <w:t>df[</w:t>
       </w:r>
       <w:r>
         <w:rPr>
@@ -6397,9 +6166,17 @@
           <w:sz w:val="21"/>
           <w:szCs w:val="21"/>
         </w:rPr>
-        <w:t>'Cr3+_Conc_Exp_A</w:t>
-      </w:r>
-      <w:proofErr w:type="gramStart"/>
+        <w:t>'logQ_Exp_A'</w:t>
+      </w:r>
+      <w:r>
+        <w:rPr>
+          <w:rFonts w:ascii="Courier New" w:hAnsi="Courier New" w:cs="Courier New"/>
+          <w:color w:val="000000"/>
+          <w:sz w:val="21"/>
+          <w:szCs w:val="21"/>
+        </w:rPr>
+        <w:t>] = np.log10(df[</w:t>
+      </w:r>
       <w:r>
         <w:rPr>
           <w:rFonts w:ascii="Courier New" w:hAnsi="Courier New" w:cs="Courier New"/>
@@ -6407,240 +6184,7 @@
           <w:sz w:val="21"/>
           <w:szCs w:val="21"/>
         </w:rPr>
-        <w:t>'</w:t>
-      </w:r>
-      <w:r>
-        <w:rPr>
-          <w:rFonts w:ascii="Courier New" w:hAnsi="Courier New" w:cs="Courier New"/>
-          <w:color w:val="000000"/>
-          <w:sz w:val="21"/>
-          <w:szCs w:val="21"/>
-        </w:rPr>
-        <w:t>]*</w:t>
-      </w:r>
-      <w:proofErr w:type="gramEnd"/>
-      <w:r>
-        <w:rPr>
-          <w:rFonts w:ascii="Courier New" w:hAnsi="Courier New" w:cs="Courier New"/>
-          <w:color w:val="000000"/>
-          <w:sz w:val="21"/>
-          <w:szCs w:val="21"/>
-        </w:rPr>
-        <w:t>*</w:t>
-      </w:r>
-      <w:r>
-        <w:rPr>
-          <w:rFonts w:ascii="Courier New" w:hAnsi="Courier New" w:cs="Courier New"/>
-          <w:color w:val="116644"/>
-          <w:sz w:val="21"/>
-          <w:szCs w:val="21"/>
-        </w:rPr>
-        <w:t>2</w:t>
-      </w:r>
-      <w:r>
-        <w:rPr>
-          <w:rFonts w:ascii="Courier New" w:hAnsi="Courier New" w:cs="Courier New"/>
-          <w:color w:val="000000"/>
-          <w:sz w:val="21"/>
-          <w:szCs w:val="21"/>
-        </w:rPr>
-        <w:t>) / (</w:t>
-      </w:r>
-      <w:proofErr w:type="spellStart"/>
-      <w:r>
-        <w:rPr>
-          <w:rFonts w:ascii="Courier New" w:hAnsi="Courier New" w:cs="Courier New"/>
-          <w:color w:val="000000"/>
-          <w:sz w:val="21"/>
-          <w:szCs w:val="21"/>
-        </w:rPr>
-        <w:t>df</w:t>
-      </w:r>
-      <w:proofErr w:type="spellEnd"/>
-      <w:r>
-        <w:rPr>
-          <w:rFonts w:ascii="Courier New" w:hAnsi="Courier New" w:cs="Courier New"/>
-          <w:color w:val="000000"/>
-          <w:sz w:val="21"/>
-          <w:szCs w:val="21"/>
-        </w:rPr>
-        <w:t>[</w:t>
-      </w:r>
-      <w:r>
-        <w:rPr>
-          <w:rFonts w:ascii="Courier New" w:hAnsi="Courier New" w:cs="Courier New"/>
-          <w:color w:val="A31515"/>
-          <w:sz w:val="21"/>
-          <w:szCs w:val="21"/>
-        </w:rPr>
-        <w:t>'Co2+_Conc_Exp_A</w:t>
-      </w:r>
-      <w:proofErr w:type="gramStart"/>
-      <w:r>
-        <w:rPr>
-          <w:rFonts w:ascii="Courier New" w:hAnsi="Courier New" w:cs="Courier New"/>
-          <w:color w:val="A31515"/>
-          <w:sz w:val="21"/>
-          <w:szCs w:val="21"/>
-        </w:rPr>
-        <w:t>'</w:t>
-      </w:r>
-      <w:r>
-        <w:rPr>
-          <w:rFonts w:ascii="Courier New" w:hAnsi="Courier New" w:cs="Courier New"/>
-          <w:color w:val="000000"/>
-          <w:sz w:val="21"/>
-          <w:szCs w:val="21"/>
-        </w:rPr>
-        <w:t>]*</w:t>
-      </w:r>
-      <w:proofErr w:type="gramEnd"/>
-      <w:r>
-        <w:rPr>
-          <w:rFonts w:ascii="Courier New" w:hAnsi="Courier New" w:cs="Courier New"/>
-          <w:color w:val="000000"/>
-          <w:sz w:val="21"/>
-          <w:szCs w:val="21"/>
-        </w:rPr>
-        <w:t>*</w:t>
-      </w:r>
-      <w:r>
-        <w:rPr>
-          <w:rFonts w:ascii="Courier New" w:hAnsi="Courier New" w:cs="Courier New"/>
-          <w:color w:val="116644"/>
-          <w:sz w:val="21"/>
-          <w:szCs w:val="21"/>
-        </w:rPr>
-        <w:t>3</w:t>
-      </w:r>
-      <w:r>
-        <w:rPr>
-          <w:rFonts w:ascii="Courier New" w:hAnsi="Courier New" w:cs="Courier New"/>
-          <w:color w:val="000000"/>
-          <w:sz w:val="21"/>
-          <w:szCs w:val="21"/>
-        </w:rPr>
-        <w:t>)</w:t>
-      </w:r>
-    </w:p>
-    <w:p>
-      <w:pPr>
-        <w:shd w:val="clear" w:color="auto" w:fill="FFFFFF"/>
-        <w:spacing w:line="285" w:lineRule="atLeast"/>
-        <w:ind w:firstLine="720"/>
-        <w:rPr>
-          <w:rFonts w:ascii="Courier New" w:hAnsi="Courier New" w:cs="Courier New"/>
-          <w:color w:val="000000"/>
-          <w:sz w:val="21"/>
-          <w:szCs w:val="21"/>
-        </w:rPr>
-      </w:pPr>
-      <w:proofErr w:type="spellStart"/>
-      <w:r>
-        <w:rPr>
-          <w:rFonts w:ascii="Courier New" w:hAnsi="Courier New" w:cs="Courier New"/>
-          <w:color w:val="000000"/>
-          <w:sz w:val="21"/>
-          <w:szCs w:val="21"/>
-        </w:rPr>
-        <w:t>df</w:t>
-      </w:r>
-      <w:proofErr w:type="spellEnd"/>
-      <w:r>
-        <w:rPr>
-          <w:rFonts w:ascii="Courier New" w:hAnsi="Courier New" w:cs="Courier New"/>
-          <w:color w:val="000000"/>
-          <w:sz w:val="21"/>
-          <w:szCs w:val="21"/>
-        </w:rPr>
-        <w:t>[</w:t>
-      </w:r>
-      <w:r>
-        <w:rPr>
-          <w:rFonts w:ascii="Courier New" w:hAnsi="Courier New" w:cs="Courier New"/>
-          <w:color w:val="A31515"/>
-          <w:sz w:val="21"/>
-          <w:szCs w:val="21"/>
-        </w:rPr>
-        <w:t>'</w:t>
-      </w:r>
-      <w:proofErr w:type="spellStart"/>
-      <w:r>
-        <w:rPr>
-          <w:rFonts w:ascii="Courier New" w:hAnsi="Courier New" w:cs="Courier New"/>
-          <w:color w:val="A31515"/>
-          <w:sz w:val="21"/>
-          <w:szCs w:val="21"/>
-        </w:rPr>
-        <w:t>logQ_Exp_A</w:t>
-      </w:r>
-      <w:proofErr w:type="spellEnd"/>
-      <w:r>
-        <w:rPr>
-          <w:rFonts w:ascii="Courier New" w:hAnsi="Courier New" w:cs="Courier New"/>
-          <w:color w:val="A31515"/>
-          <w:sz w:val="21"/>
-          <w:szCs w:val="21"/>
-        </w:rPr>
-        <w:t>'</w:t>
-      </w:r>
-      <w:r>
-        <w:rPr>
-          <w:rFonts w:ascii="Courier New" w:hAnsi="Courier New" w:cs="Courier New"/>
-          <w:color w:val="000000"/>
-          <w:sz w:val="21"/>
-          <w:szCs w:val="21"/>
-        </w:rPr>
-        <w:t>] = np.log10(</w:t>
-      </w:r>
-      <w:proofErr w:type="spellStart"/>
-      <w:r>
-        <w:rPr>
-          <w:rFonts w:ascii="Courier New" w:hAnsi="Courier New" w:cs="Courier New"/>
-          <w:color w:val="000000"/>
-          <w:sz w:val="21"/>
-          <w:szCs w:val="21"/>
-        </w:rPr>
-        <w:t>df</w:t>
-      </w:r>
-      <w:proofErr w:type="spellEnd"/>
-      <w:r>
-        <w:rPr>
-          <w:rFonts w:ascii="Courier New" w:hAnsi="Courier New" w:cs="Courier New"/>
-          <w:color w:val="000000"/>
-          <w:sz w:val="21"/>
-          <w:szCs w:val="21"/>
-        </w:rPr>
-        <w:t>[</w:t>
-      </w:r>
-      <w:r>
-        <w:rPr>
-          <w:rFonts w:ascii="Courier New" w:hAnsi="Courier New" w:cs="Courier New"/>
-          <w:color w:val="A31515"/>
-          <w:sz w:val="21"/>
-          <w:szCs w:val="21"/>
-        </w:rPr>
-        <w:t>'</w:t>
-      </w:r>
-      <w:proofErr w:type="spellStart"/>
-      <w:r>
-        <w:rPr>
-          <w:rFonts w:ascii="Courier New" w:hAnsi="Courier New" w:cs="Courier New"/>
-          <w:color w:val="A31515"/>
-          <w:sz w:val="21"/>
-          <w:szCs w:val="21"/>
-        </w:rPr>
-        <w:t>Q_Exp_A</w:t>
-      </w:r>
-      <w:proofErr w:type="spellEnd"/>
-      <w:r>
-        <w:rPr>
-          <w:rFonts w:ascii="Courier New" w:hAnsi="Courier New" w:cs="Courier New"/>
-          <w:color w:val="A31515"/>
-          <w:sz w:val="21"/>
-          <w:szCs w:val="21"/>
-        </w:rPr>
-        <w:t>'</w:t>
+        <w:t>'Q_Exp_A'</w:t>
       </w:r>
       <w:r>
         <w:rPr>
@@ -11988,21 +11532,7 @@
         <w:rPr>
           <w:rFonts w:ascii="Calibri" w:hAnsi="Calibri" w:cs="Calibri"/>
         </w:rPr>
-        <w:t xml:space="preserve">In addition to completing the guiding questions, your TA will check that you followed the activity instructions. Submit shareable links to your </w:t>
-      </w:r>
-      <w:proofErr w:type="spellStart"/>
-      <w:r>
-        <w:rPr>
-          <w:rFonts w:ascii="Calibri" w:hAnsi="Calibri" w:cs="Calibri"/>
-        </w:rPr>
-        <w:t>Colab</w:t>
-      </w:r>
-      <w:proofErr w:type="spellEnd"/>
-      <w:r>
-        <w:rPr>
-          <w:rFonts w:ascii="Calibri" w:hAnsi="Calibri" w:cs="Calibri"/>
-        </w:rPr>
-        <w:t xml:space="preserve"> Notebook as part of your participation.</w:t>
+        <w:t>In addition to completing the guiding questions, your TA will check that you followed the activity instructions. Submit shareable links to your Colab Notebook as part of your participation.</w:t>
       </w:r>
       <w:r>
         <w:rPr>
@@ -12036,7 +11566,6 @@
         </w:rPr>
         <w:t xml:space="preserve">hare your </w:t>
       </w:r>
-      <w:proofErr w:type="spellStart"/>
       <w:r>
         <w:rPr>
           <w:rFonts w:ascii="Calibri" w:hAnsi="Calibri" w:cs="Calibri"/>
@@ -12044,17 +11573,7 @@
           <w:bCs/>
           <w:color w:val="1F1F1F"/>
         </w:rPr>
-        <w:t>Colab</w:t>
-      </w:r>
-      <w:proofErr w:type="spellEnd"/>
-      <w:r>
-        <w:rPr>
-          <w:rFonts w:ascii="Calibri" w:hAnsi="Calibri" w:cs="Calibri"/>
-          <w:b/>
-          <w:bCs/>
-          <w:color w:val="1F1F1F"/>
-        </w:rPr>
-        <w:t xml:space="preserve"> n</w:t>
+        <w:t>Colab n</w:t>
       </w:r>
       <w:r>
         <w:rPr>
